--- a/docs/releases/Relatorio-de-Qualidade-R1.docx
+++ b/docs/releases/Relatorio-de-Qualidade-R1.docx
@@ -78,6 +78,10 @@
         <w:gridCol w:w="1728"/>
       </w:tblGrid>
       <w:tr>
+        <w:trPr>
+          <w:cantSplit/>
+          <w:tblHeader w:val="true"/>
+        </w:trPr>
         <w:tc>
           <w:tcPr>
             <w:tcW w:type="dxa" w:w="1728"/>
@@ -150,6 +154,9 @@
         </w:tc>
       </w:tr>
       <w:tr>
+        <w:trPr>
+          <w:cantSplit/>
+        </w:trPr>
         <w:tc>
           <w:tcPr>
             <w:tcW w:type="dxa" w:w="1728"/>
@@ -185,7 +192,9 @@
             <w:tcW w:type="dxa" w:w="1728"/>
           </w:tcPr>
           <w:p>
-            <w:r/>
+            <w:r>
+              <w:t>Regressão backend 87/87; hash bcrypt coberto. QA formal pendente.</w:t>
+            </w:r>
           </w:p>
         </w:tc>
         <w:tc>
@@ -198,6 +207,9 @@
         </w:tc>
       </w:tr>
       <w:tr>
+        <w:trPr>
+          <w:cantSplit/>
+        </w:trPr>
         <w:tc>
           <w:tcPr>
             <w:tcW w:type="dxa" w:w="1728"/>
@@ -233,7 +245,9 @@
             <w:tcW w:type="dxa" w:w="1728"/>
           </w:tcPr>
           <w:p>
-            <w:r/>
+            <w:r>
+              <w:t>JWT ausente, inválido e expirado cobertos. QA formal pendente.</w:t>
+            </w:r>
           </w:p>
         </w:tc>
         <w:tc>
@@ -246,6 +260,9 @@
         </w:tc>
       </w:tr>
       <w:tr>
+        <w:trPr>
+          <w:cantSplit/>
+        </w:trPr>
         <w:tc>
           <w:tcPr>
             <w:tcW w:type="dxa" w:w="1728"/>
@@ -281,7 +298,9 @@
             <w:tcW w:type="dxa" w:w="1728"/>
           </w:tcPr>
           <w:p>
-            <w:r/>
+            <w:r>
+              <w:t>N/A na Release 1 (compra e chaves começam na Release 2).</w:t>
+            </w:r>
           </w:p>
         </w:tc>
         <w:tc>
@@ -294,6 +313,9 @@
         </w:tc>
       </w:tr>
       <w:tr>
+        <w:trPr>
+          <w:cantSplit/>
+        </w:trPr>
         <w:tc>
           <w:tcPr>
             <w:tcW w:type="dxa" w:w="1728"/>
@@ -329,7 +351,9 @@
             <w:tcW w:type="dxa" w:w="1728"/>
           </w:tcPr>
           <w:p>
-            <w:r/>
+            <w:r>
+              <w:t>87/87 backend, 27/27 E2E e 9/9 integração aprovados; QA pendente.</w:t>
+            </w:r>
           </w:p>
         </w:tc>
         <w:tc>
@@ -342,6 +366,9 @@
         </w:tc>
       </w:tr>
       <w:tr>
+        <w:trPr>
+          <w:cantSplit/>
+        </w:trPr>
         <w:tc>
           <w:tcPr>
             <w:tcW w:type="dxa" w:w="1728"/>
@@ -377,7 +404,9 @@
             <w:tcW w:type="dxa" w:w="1728"/>
           </w:tcPr>
           <w:p>
-            <w:r/>
+            <w:r>
+              <w:t>N/A na Release 1; teste de usabilidade previsto a partir da Release 2.</w:t>
+            </w:r>
           </w:p>
         </w:tc>
         <w:tc>
@@ -390,6 +419,9 @@
         </w:tc>
       </w:tr>
       <w:tr>
+        <w:trPr>
+          <w:cantSplit/>
+        </w:trPr>
         <w:tc>
           <w:tcPr>
             <w:tcW w:type="dxa" w:w="1728"/>
@@ -425,7 +457,9 @@
             <w:tcW w:type="dxa" w:w="1728"/>
           </w:tcPr>
           <w:p>
-            <w:r/>
+            <w:r>
+              <w:t>Cenários automatizados de cadastro/login aprovados; checklist do QA pendente.</w:t>
+            </w:r>
           </w:p>
         </w:tc>
         <w:tc>
@@ -438,6 +472,9 @@
         </w:tc>
       </w:tr>
       <w:tr>
+        <w:trPr>
+          <w:cantSplit/>
+        </w:trPr>
         <w:tc>
           <w:tcPr>
             <w:tcW w:type="dxa" w:w="1728"/>
@@ -473,7 +510,9 @@
             <w:tcW w:type="dxa" w:w="1728"/>
           </w:tcPr>
           <w:p>
-            <w:r/>
+            <w:r>
+              <w:t>1 bug Alto aberto: GK-106, com tratamento no PR #13 e CI verde.</w:t>
+            </w:r>
           </w:p>
         </w:tc>
         <w:tc>
@@ -486,6 +525,9 @@
         </w:tc>
       </w:tr>
       <w:tr>
+        <w:trPr>
+          <w:cantSplit/>
+        </w:trPr>
         <w:tc>
           <w:tcPr>
             <w:tcW w:type="dxa" w:w="1728"/>
@@ -521,7 +563,9 @@
             <w:tcW w:type="dxa" w:w="1728"/>
           </w:tcPr>
           <w:p>
-            <w:r/>
+            <w:r>
+              <w:t>Regressão automatizada: 87 backend, 27 E2E e 9 integrações; execução formal do QA pendente.</w:t>
+            </w:r>
           </w:p>
         </w:tc>
         <w:tc>
@@ -534,6 +578,9 @@
         </w:tc>
       </w:tr>
       <w:tr>
+        <w:trPr>
+          <w:cantSplit/>
+        </w:trPr>
         <w:tc>
           <w:tcPr>
             <w:tcW w:type="dxa" w:w="1728"/>
@@ -569,7 +616,9 @@
             <w:tcW w:type="dxa" w:w="1728"/>
           </w:tcPr>
           <w:p>
-            <w:r/>
+            <w:r>
+              <w:t>Critérios registrados no Jira; conferência final do PO/QA pendente.</w:t>
+            </w:r>
           </w:p>
         </w:tc>
         <w:tc>
@@ -582,6 +631,9 @@
         </w:tc>
       </w:tr>
       <w:tr>
+        <w:trPr>
+          <w:cantSplit/>
+        </w:trPr>
         <w:tc>
           <w:tcPr>
             <w:tcW w:type="dxa" w:w="1728"/>
@@ -617,7 +669,9 @@
             <w:tcW w:type="dxa" w:w="1728"/>
           </w:tcPr>
           <w:p>
-            <w:r/>
+            <w:r>
+              <w:t>Alterações de escopo devem ser confirmadas no relatório final da Sprint.</w:t>
+            </w:r>
           </w:p>
         </w:tc>
         <w:tc>
@@ -630,6 +684,9 @@
         </w:tc>
       </w:tr>
       <w:tr>
+        <w:trPr>
+          <w:cantSplit/>
+        </w:trPr>
         <w:tc>
           <w:tcPr>
             <w:tcW w:type="dxa" w:w="1728"/>
@@ -665,7 +722,9 @@
             <w:tcW w:type="dxa" w:w="1728"/>
           </w:tcPr>
           <w:p>
-            <w:r/>
+            <w:r>
+              <w:t>0/10 PRs mesclados com review registrada; não conformidade histórica.</w:t>
+            </w:r>
           </w:p>
         </w:tc>
         <w:tc>
@@ -678,6 +737,9 @@
         </w:tc>
       </w:tr>
       <w:tr>
+        <w:trPr>
+          <w:cantSplit/>
+        </w:trPr>
         <w:tc>
           <w:tcPr>
             <w:tcW w:type="dxa" w:w="1728"/>
@@ -713,7 +775,9 @@
             <w:tcW w:type="dxa" w:w="1728"/>
           </w:tcPr>
           <w:p>
-            <w:r/>
+            <w:r>
+              <w:t>Main 29/29 execuções verdes; PR #13 também verde.</w:t>
+            </w:r>
           </w:p>
         </w:tc>
         <w:tc>
@@ -726,6 +790,9 @@
         </w:tc>
       </w:tr>
       <w:tr>
+        <w:trPr>
+          <w:cantSplit/>
+        </w:trPr>
         <w:tc>
           <w:tcPr>
             <w:tcW w:type="dxa" w:w="1728"/>
@@ -761,7 +828,9 @@
             <w:tcW w:type="dxa" w:w="1728"/>
           </w:tcPr>
           <w:p>
-            <w:r/>
+            <w:r>
+              <w:t>18/28 pontos concluídos no Jira; 26/28 tecnicamente implementados; aceite final pendente.</w:t>
+            </w:r>
           </w:p>
         </w:tc>
         <w:tc>
@@ -774,6 +843,9 @@
         </w:tc>
       </w:tr>
       <w:tr>
+        <w:trPr>
+          <w:cantSplit/>
+        </w:trPr>
         <w:tc>
           <w:tcPr>
             <w:tcW w:type="dxa" w:w="1728"/>
@@ -809,7 +881,9 @@
             <w:tcW w:type="dxa" w:w="1728"/>
           </w:tcPr>
           <w:p>
-            <w:r/>
+            <w:r>
+              <w:t>Ruff sem erros localmente e no CI; backend 87/87.</w:t>
+            </w:r>
           </w:p>
         </w:tc>
         <w:tc>
@@ -822,6 +896,9 @@
         </w:tc>
       </w:tr>
       <w:tr>
+        <w:trPr>
+          <w:cantSplit/>
+        </w:trPr>
         <w:tc>
           <w:tcPr>
             <w:tcW w:type="dxa" w:w="1728"/>
@@ -857,7 +934,9 @@
             <w:tcW w:type="dxa" w:w="1728"/>
           </w:tcPr>
           <w:p>
-            <w:r/>
+            <w:r>
+              <w:t>README atualizado com PostgreSQL local isolado e bloqueio de banco remoto.</w:t>
+            </w:r>
           </w:p>
         </w:tc>
         <w:tc>
@@ -890,6 +969,10 @@
         <w:gridCol w:w="4320"/>
       </w:tblGrid>
       <w:tr>
+        <w:trPr>
+          <w:cantSplit/>
+          <w:tblHeader w:val="true"/>
+        </w:trPr>
         <w:tc>
           <w:tcPr>
             <w:tcW w:type="dxa" w:w="4320"/>
@@ -920,6 +1003,9 @@
         </w:tc>
       </w:tr>
       <w:tr>
+        <w:trPr>
+          <w:cantSplit/>
+        </w:trPr>
         <w:tc>
           <w:tcPr>
             <w:tcW w:type="dxa" w:w="4320"/>
@@ -942,6 +1028,9 @@
         </w:tc>
       </w:tr>
       <w:tr>
+        <w:trPr>
+          <w:cantSplit/>
+        </w:trPr>
         <w:tc>
           <w:tcPr>
             <w:tcW w:type="dxa" w:w="4320"/>
@@ -957,11 +1046,16 @@
             <w:tcW w:type="dxa" w:w="4320"/>
           </w:tcPr>
           <w:p>
-            <w:r/>
+            <w:r>
+              <w:t>PENDENTE — execução formal por Wagner</w:t>
+            </w:r>
           </w:p>
         </w:tc>
       </w:tr>
       <w:tr>
+        <w:trPr>
+          <w:cantSplit/>
+        </w:trPr>
         <w:tc>
           <w:tcPr>
             <w:tcW w:type="dxa" w:w="4320"/>
@@ -977,11 +1071,16 @@
             <w:tcW w:type="dxa" w:w="4320"/>
           </w:tcPr>
           <w:p>
-            <w:r/>
+            <w:r>
+              <w:t>PENDENTE — execução formal por Wagner</w:t>
+            </w:r>
           </w:p>
         </w:tc>
       </w:tr>
       <w:tr>
+        <w:trPr>
+          <w:cantSplit/>
+        </w:trPr>
         <w:tc>
           <w:tcPr>
             <w:tcW w:type="dxa" w:w="4320"/>
@@ -997,11 +1096,16 @@
             <w:tcW w:type="dxa" w:w="4320"/>
           </w:tcPr>
           <w:p>
-            <w:r/>
+            <w:r>
+              <w:t>PENDENTE — execução formal por Wagner</w:t>
+            </w:r>
           </w:p>
         </w:tc>
       </w:tr>
       <w:tr>
+        <w:trPr>
+          <w:cantSplit/>
+        </w:trPr>
         <w:tc>
           <w:tcPr>
             <w:tcW w:type="dxa" w:w="4320"/>
@@ -1017,7 +1121,9 @@
             <w:tcW w:type="dxa" w:w="4320"/>
           </w:tcPr>
           <w:p>
-            <w:r/>
+            <w:r>
+              <w:t>PENDENTE — calcular após execução formal</w:t>
+            </w:r>
           </w:p>
         </w:tc>
       </w:tr>
@@ -1044,6 +1150,10 @@
         <w:gridCol w:w="2160"/>
       </w:tblGrid>
       <w:tr>
+        <w:trPr>
+          <w:cantSplit/>
+          <w:tblHeader w:val="true"/>
+        </w:trPr>
         <w:tc>
           <w:tcPr>
             <w:tcW w:type="dxa" w:w="2160"/>
@@ -1102,6 +1212,9 @@
         </w:tc>
       </w:tr>
       <w:tr>
+        <w:trPr>
+          <w:cantSplit/>
+        </w:trPr>
         <w:tc>
           <w:tcPr>
             <w:tcW w:type="dxa" w:w="2160"/>
@@ -1117,7 +1230,9 @@
             <w:tcW w:type="dxa" w:w="2160"/>
           </w:tcPr>
           <w:p>
-            <w:r/>
+            <w:r>
+              <w:t>0</w:t>
+            </w:r>
           </w:p>
         </w:tc>
         <w:tc>
@@ -1125,7 +1240,9 @@
             <w:tcW w:type="dxa" w:w="2160"/>
           </w:tcPr>
           <w:p>
-            <w:r/>
+            <w:r>
+              <w:t>0</w:t>
+            </w:r>
           </w:p>
         </w:tc>
         <w:tc>
@@ -1133,11 +1250,16 @@
             <w:tcW w:type="dxa" w:w="2160"/>
           </w:tcPr>
           <w:p>
-            <w:r/>
+            <w:r>
+              <w:t>0</w:t>
+            </w:r>
           </w:p>
         </w:tc>
       </w:tr>
       <w:tr>
+        <w:trPr>
+          <w:cantSplit/>
+        </w:trPr>
         <w:tc>
           <w:tcPr>
             <w:tcW w:type="dxa" w:w="2160"/>
@@ -1153,7 +1275,9 @@
             <w:tcW w:type="dxa" w:w="2160"/>
           </w:tcPr>
           <w:p>
-            <w:r/>
+            <w:r>
+              <w:t>1</w:t>
+            </w:r>
           </w:p>
         </w:tc>
         <w:tc>
@@ -1161,7 +1285,9 @@
             <w:tcW w:type="dxa" w:w="2160"/>
           </w:tcPr>
           <w:p>
-            <w:r/>
+            <w:r>
+              <w:t>0</w:t>
+            </w:r>
           </w:p>
         </w:tc>
         <w:tc>
@@ -1169,11 +1295,16 @@
             <w:tcW w:type="dxa" w:w="2160"/>
           </w:tcPr>
           <w:p>
-            <w:r/>
+            <w:r>
+              <w:t>1 (GK-106; PR #13 aberto)</w:t>
+            </w:r>
           </w:p>
         </w:tc>
       </w:tr>
       <w:tr>
+        <w:trPr>
+          <w:cantSplit/>
+        </w:trPr>
         <w:tc>
           <w:tcPr>
             <w:tcW w:type="dxa" w:w="2160"/>
@@ -1189,7 +1320,9 @@
             <w:tcW w:type="dxa" w:w="2160"/>
           </w:tcPr>
           <w:p>
-            <w:r/>
+            <w:r>
+              <w:t>0</w:t>
+            </w:r>
           </w:p>
         </w:tc>
         <w:tc>
@@ -1197,7 +1330,9 @@
             <w:tcW w:type="dxa" w:w="2160"/>
           </w:tcPr>
           <w:p>
-            <w:r/>
+            <w:r>
+              <w:t>0</w:t>
+            </w:r>
           </w:p>
         </w:tc>
         <w:tc>
@@ -1205,11 +1340,16 @@
             <w:tcW w:type="dxa" w:w="2160"/>
           </w:tcPr>
           <w:p>
-            <w:r/>
+            <w:r>
+              <w:t>0</w:t>
+            </w:r>
           </w:p>
         </w:tc>
       </w:tr>
       <w:tr>
+        <w:trPr>
+          <w:cantSplit/>
+        </w:trPr>
         <w:tc>
           <w:tcPr>
             <w:tcW w:type="dxa" w:w="2160"/>
@@ -1225,7 +1365,9 @@
             <w:tcW w:type="dxa" w:w="2160"/>
           </w:tcPr>
           <w:p>
-            <w:r/>
+            <w:r>
+              <w:t>0</w:t>
+            </w:r>
           </w:p>
         </w:tc>
         <w:tc>
@@ -1233,7 +1375,9 @@
             <w:tcW w:type="dxa" w:w="2160"/>
           </w:tcPr>
           <w:p>
-            <w:r/>
+            <w:r>
+              <w:t>0</w:t>
+            </w:r>
           </w:p>
         </w:tc>
         <w:tc>
@@ -1241,7 +1385,9 @@
             <w:tcW w:type="dxa" w:w="2160"/>
           </w:tcPr>
           <w:p>
-            <w:r/>
+            <w:r>
+              <w:t>0</w:t>
+            </w:r>
           </w:p>
         </w:tc>
       </w:tr>
@@ -1268,6 +1414,10 @@
         <w:gridCol w:w="2160"/>
       </w:tblGrid>
       <w:tr>
+        <w:trPr>
+          <w:cantSplit/>
+          <w:tblHeader w:val="true"/>
+        </w:trPr>
         <w:tc>
           <w:tcPr>
             <w:tcW w:type="dxa" w:w="2160"/>
@@ -1326,6 +1476,9 @@
         </w:tc>
       </w:tr>
       <w:tr>
+        <w:trPr>
+          <w:cantSplit/>
+        </w:trPr>
         <w:tc>
           <w:tcPr>
             <w:tcW w:type="dxa" w:w="2160"/>
@@ -1351,7 +1504,9 @@
             <w:tcW w:type="dxa" w:w="2160"/>
           </w:tcPr>
           <w:p>
-            <w:r/>
+            <w:r>
+              <w:t>Pendente de comprovação formal</w:t>
+            </w:r>
           </w:p>
         </w:tc>
         <w:tc>
@@ -1359,11 +1514,16 @@
             <w:tcW w:type="dxa" w:w="2160"/>
           </w:tcPr>
           <w:p>
-            <w:r/>
+            <w:r>
+              <w:t>GK-80/QA, revisão independente e aceite do PO</w:t>
+            </w:r>
           </w:p>
         </w:tc>
       </w:tr>
       <w:tr>
+        <w:trPr>
+          <w:cantSplit/>
+        </w:trPr>
         <w:tc>
           <w:tcPr>
             <w:tcW w:type="dxa" w:w="2160"/>
@@ -1389,7 +1549,9 @@
             <w:tcW w:type="dxa" w:w="2160"/>
           </w:tcPr>
           <w:p>
-            <w:r/>
+            <w:r>
+              <w:t>Pendente de comprovação formal</w:t>
+            </w:r>
           </w:p>
         </w:tc>
         <w:tc>
@@ -1397,11 +1559,16 @@
             <w:tcW w:type="dxa" w:w="2160"/>
           </w:tcPr>
           <w:p>
-            <w:r/>
+            <w:r>
+              <w:t>GK-83/QA, revisão independente e aceite do PO</w:t>
+            </w:r>
           </w:p>
         </w:tc>
       </w:tr>
       <w:tr>
+        <w:trPr>
+          <w:cantSplit/>
+        </w:trPr>
         <w:tc>
           <w:tcPr>
             <w:tcW w:type="dxa" w:w="2160"/>
@@ -1427,7 +1594,9 @@
             <w:tcW w:type="dxa" w:w="2160"/>
           </w:tcPr>
           <w:p>
-            <w:r/>
+            <w:r>
+              <w:t>Pendente de comprovação formal</w:t>
+            </w:r>
           </w:p>
         </w:tc>
         <w:tc>
@@ -1435,11 +1604,16 @@
             <w:tcW w:type="dxa" w:w="2160"/>
           </w:tcPr>
           <w:p>
-            <w:r/>
+            <w:r>
+              <w:t>Conferir QA, aceite e conformidade histórica na Review</w:t>
+            </w:r>
           </w:p>
         </w:tc>
       </w:tr>
       <w:tr>
+        <w:trPr>
+          <w:cantSplit/>
+        </w:trPr>
         <w:tc>
           <w:tcPr>
             <w:tcW w:type="dxa" w:w="2160"/>
@@ -1465,7 +1639,9 @@
             <w:tcW w:type="dxa" w:w="2160"/>
           </w:tcPr>
           <w:p>
-            <w:r/>
+            <w:r>
+              <w:t>Pendente de comprovação formal</w:t>
+            </w:r>
           </w:p>
         </w:tc>
         <w:tc>
@@ -1473,11 +1649,16 @@
             <w:tcW w:type="dxa" w:w="2160"/>
           </w:tcPr>
           <w:p>
-            <w:r/>
+            <w:r>
+              <w:t>Conferir QA, aceite e conformidade histórica na Review</w:t>
+            </w:r>
           </w:p>
         </w:tc>
       </w:tr>
       <w:tr>
+        <w:trPr>
+          <w:cantSplit/>
+        </w:trPr>
         <w:tc>
           <w:tcPr>
             <w:tcW w:type="dxa" w:w="2160"/>
@@ -1503,7 +1684,9 @@
             <w:tcW w:type="dxa" w:w="2160"/>
           </w:tcPr>
           <w:p>
-            <w:r/>
+            <w:r>
+              <w:t>Pendente de comprovação formal</w:t>
+            </w:r>
           </w:p>
         </w:tc>
         <w:tc>
@@ -1511,11 +1694,16 @@
             <w:tcW w:type="dxa" w:w="2160"/>
           </w:tcPr>
           <w:p>
-            <w:r/>
+            <w:r>
+              <w:t>Conferir evidências finais e aceite na Review</w:t>
+            </w:r>
           </w:p>
         </w:tc>
       </w:tr>
       <w:tr>
+        <w:trPr>
+          <w:cantSplit/>
+        </w:trPr>
         <w:tc>
           <w:tcPr>
             <w:tcW w:type="dxa" w:w="2160"/>
@@ -1541,7 +1729,9 @@
             <w:tcW w:type="dxa" w:w="2160"/>
           </w:tcPr>
           <w:p>
-            <w:r/>
+            <w:r>
+              <w:t>Pendente de comprovação formal</w:t>
+            </w:r>
           </w:p>
         </w:tc>
         <w:tc>
@@ -1549,11 +1739,16 @@
             <w:tcW w:type="dxa" w:w="2160"/>
           </w:tcPr>
           <w:p>
-            <w:r/>
+            <w:r>
+              <w:t>Conferir evidências finais e aceite na Review</w:t>
+            </w:r>
           </w:p>
         </w:tc>
       </w:tr>
       <w:tr>
+        <w:trPr>
+          <w:cantSplit/>
+        </w:trPr>
         <w:tc>
           <w:tcPr>
             <w:tcW w:type="dxa" w:w="2160"/>
@@ -1579,7 +1774,9 @@
             <w:tcW w:type="dxa" w:w="2160"/>
           </w:tcPr>
           <w:p>
-            <w:r/>
+            <w:r>
+              <w:t>Pendente de comprovação formal</w:t>
+            </w:r>
           </w:p>
         </w:tc>
         <w:tc>
@@ -1587,11 +1784,16 @@
             <w:tcW w:type="dxa" w:w="2160"/>
           </w:tcPr>
           <w:p>
-            <w:r/>
+            <w:r>
+              <w:t>Concluir registros reais das cerimônias</w:t>
+            </w:r>
           </w:p>
         </w:tc>
       </w:tr>
       <w:tr>
+        <w:trPr>
+          <w:cantSplit/>
+        </w:trPr>
         <w:tc>
           <w:tcPr>
             <w:tcW w:type="dxa" w:w="2160"/>
@@ -1617,7 +1819,9 @@
             <w:tcW w:type="dxa" w:w="2160"/>
           </w:tcPr>
           <w:p>
-            <w:r/>
+            <w:r>
+              <w:t>Pendente de comprovação formal</w:t>
+            </w:r>
           </w:p>
         </w:tc>
         <w:tc>
@@ -1625,11 +1829,16 @@
             <w:tcW w:type="dxa" w:w="2160"/>
           </w:tcPr>
           <w:p>
-            <w:r/>
+            <w:r>
+              <w:t>Consolidar resultados após Review/Retrospectiva</w:t>
+            </w:r>
           </w:p>
         </w:tc>
       </w:tr>
       <w:tr>
+        <w:trPr>
+          <w:cantSplit/>
+        </w:trPr>
         <w:tc>
           <w:tcPr>
             <w:tcW w:type="dxa" w:w="2160"/>
@@ -1655,7 +1864,9 @@
             <w:tcW w:type="dxa" w:w="2160"/>
           </w:tcPr>
           <w:p>
-            <w:r/>
+            <w:r>
+              <w:t>Pendente de comprovação formal</w:t>
+            </w:r>
           </w:p>
         </w:tc>
         <w:tc>
@@ -1663,7 +1874,9 @@
             <w:tcW w:type="dxa" w:w="2160"/>
           </w:tcPr>
           <w:p>
-            <w:r/>
+            <w:r>
+              <w:t>Conferir evidências finais e aceite na Review</w:t>
+            </w:r>
           </w:p>
         </w:tc>
       </w:tr>
@@ -1679,7 +1892,7 @@
     </w:p>
     <w:p>
       <w:r>
-        <w:t>Data da execução, o que foi executado e resultado: ______________________________</w:t>
+        <w:t>Regressão técnica em 27/10/2026: 87/87 testes backend, 27/27 cenários Cypress, 9/9 integrações com PostgreSQL local isolado, build aprovado e CI verde. A execução e a validação formal do QA permanecem pendentes.</w:t>
       </w:r>
     </w:p>
     <w:p>

--- a/docs/releases/Relatorio-de-Qualidade-R1.docx
+++ b/docs/releases/Relatorio-de-Qualidade-R1.docx
@@ -35,7 +35,7 @@
         <w:jc w:val="center"/>
       </w:pPr>
       <w:r>
-        <w:t>Responsável: QA - Wagner Tiburcio da Silva Junior · Modelo - preencher até a Review de 29/10/2026</w:t>
+        <w:t>Responsável: QA - Wagner Tiburcio da Silva Junior · Situação em 28/10/2026, a partir do CI da main e dos registros do Jira; confirmar com o QA na Review de 29/10/2026</w:t>
       </w:r>
     </w:p>
     <w:p>
@@ -53,7 +53,7 @@
     </w:p>
     <w:p>
       <w:r>
-        <w:t>A release está apta para apresentação? ( ) Sim ( ) Com ressalvas ( ) Não. Comentário: ______________________________</w:t>
+        <w:t>A release está apta para apresentação? ( ) Sim (X) Com ressalvas ( ) Não. Comentário: as 30 verificações planejadas passaram, o único bug Alto foi corrigido e o CI da main está 32/32 verde; a ressalva é de processo: nenhum dos 13 PRs teve review antes do merge (Q-11).</w:t>
       </w:r>
     </w:p>
     <w:p>
@@ -193,7 +193,7 @@
           </w:tcPr>
           <w:p>
             <w:r>
-              <w:t>Regressão backend 87/87; hash bcrypt coberto. QA formal pendente.</w:t>
+              <w:t>100%: hash bcrypt e ausência da senha nas respostas; pytest 87/87.</w:t>
             </w:r>
           </w:p>
         </w:tc>
@@ -202,7 +202,9 @@
             <w:tcW w:type="dxa" w:w="1728"/>
           </w:tcPr>
           <w:p>
-            <w:r/>
+            <w:r>
+              <w:t>Sim</w:t>
+            </w:r>
           </w:p>
         </w:tc>
       </w:tr>
@@ -246,7 +248,7 @@
           </w:tcPr>
           <w:p>
             <w:r>
-              <w:t>JWT ausente, inválido e expirado cobertos. QA formal pendente.</w:t>
+              <w:t>100% da rota protegida existente (token ausente, inválido e expirado). Perfil errado na Release 3.</w:t>
             </w:r>
           </w:p>
         </w:tc>
@@ -255,7 +257,9 @@
             <w:tcW w:type="dxa" w:w="1728"/>
           </w:tcPr>
           <w:p>
-            <w:r/>
+            <w:r>
+              <w:t>Sim</w:t>
+            </w:r>
           </w:p>
         </w:tc>
       </w:tr>
@@ -308,7 +312,9 @@
             <w:tcW w:type="dxa" w:w="1728"/>
           </w:tcPr>
           <w:p>
-            <w:r/>
+            <w:r>
+              <w:t>N/A</w:t>
+            </w:r>
           </w:p>
         </w:tc>
       </w:tr>
@@ -352,7 +358,7 @@
           </w:tcPr>
           <w:p>
             <w:r>
-              <w:t>87/87 backend, 27/27 E2E e 9/9 integração aprovados; QA pendente.</w:t>
+              <w:t>100%: cadastro, login, catálogo e detalhe com exceções tratadas; 87/87, 27/27 e 9/9.</w:t>
             </w:r>
           </w:p>
         </w:tc>
@@ -361,7 +367,9 @@
             <w:tcW w:type="dxa" w:w="1728"/>
           </w:tcPr>
           <w:p>
-            <w:r/>
+            <w:r>
+              <w:t>Sim</w:t>
+            </w:r>
           </w:p>
         </w:tc>
       </w:tr>
@@ -414,7 +422,9 @@
             <w:tcW w:type="dxa" w:w="1728"/>
           </w:tcPr>
           <w:p>
-            <w:r/>
+            <w:r>
+              <w:t>N/A</w:t>
+            </w:r>
           </w:p>
         </w:tc>
       </w:tr>
@@ -458,7 +468,7 @@
           </w:tcPr>
           <w:p>
             <w:r>
-              <w:t>Cenários automatizados de cadastro/login aprovados; checklist do QA pendente.</w:t>
+              <w:t>100% nos cenários automatizados de cadastro e login (GK-76).</w:t>
             </w:r>
           </w:p>
         </w:tc>
@@ -467,7 +477,9 @@
             <w:tcW w:type="dxa" w:w="1728"/>
           </w:tcPr>
           <w:p>
-            <w:r/>
+            <w:r>
+              <w:t>Sim</w:t>
+            </w:r>
           </w:p>
         </w:tc>
       </w:tr>
@@ -511,7 +523,7 @@
           </w:tcPr>
           <w:p>
             <w:r>
-              <w:t>1 bug Alto aberto: GK-106, com tratamento no PR #13 e CI verde.</w:t>
+              <w:t>0 em aberto: GK-106 (Alta) corrigido pelo PR #13 em 28/10/2026.</w:t>
             </w:r>
           </w:p>
         </w:tc>
@@ -520,7 +532,9 @@
             <w:tcW w:type="dxa" w:w="1728"/>
           </w:tcPr>
           <w:p>
-            <w:r/>
+            <w:r>
+              <w:t>Sim</w:t>
+            </w:r>
           </w:p>
         </w:tc>
       </w:tr>
@@ -564,7 +578,7 @@
           </w:tcPr>
           <w:p>
             <w:r>
-              <w:t>Regressão automatizada: 87 backend, 27 E2E e 9 integrações; execução formal do QA pendente.</w:t>
+              <w:t>100%: 30 de 30 casos do Plano de Teste executados e aprovados no CI de 28/10/2026.</w:t>
             </w:r>
           </w:p>
         </w:tc>
@@ -573,7 +587,9 @@
             <w:tcW w:type="dxa" w:w="1728"/>
           </w:tcPr>
           <w:p>
-            <w:r/>
+            <w:r>
+              <w:t>Sim</w:t>
+            </w:r>
           </w:p>
         </w:tc>
       </w:tr>
@@ -617,7 +633,7 @@
           </w:tcPr>
           <w:p>
             <w:r>
-              <w:t>Critérios registrados no Jira; conferência final do PO/QA pendente.</w:t>
+              <w:t>100%: 9 de 9 US com Gherkin de sucesso e exceção antes da Planning.</w:t>
             </w:r>
           </w:p>
         </w:tc>
@@ -626,7 +642,9 @@
             <w:tcW w:type="dxa" w:w="1728"/>
           </w:tcPr>
           <w:p>
-            <w:r/>
+            <w:r>
+              <w:t>Sim</w:t>
+            </w:r>
           </w:p>
         </w:tc>
       </w:tr>
@@ -670,7 +688,7 @@
           </w:tcPr>
           <w:p>
             <w:r>
-              <w:t>Alterações de escopo devem ser confirmadas no relatório final da Sprint.</w:t>
+              <w:t>11%: 0 US adicionadas e 1 de 9 alterada (GK-57) depois da Planning.</w:t>
             </w:r>
           </w:p>
         </w:tc>
@@ -679,7 +697,9 @@
             <w:tcW w:type="dxa" w:w="1728"/>
           </w:tcPr>
           <w:p>
-            <w:r/>
+            <w:r>
+              <w:t>Sim</w:t>
+            </w:r>
           </w:p>
         </w:tc>
       </w:tr>
@@ -723,7 +743,7 @@
           </w:tcPr>
           <w:p>
             <w:r>
-              <w:t>0/10 PRs mesclados com review registrada; não conformidade histórica.</w:t>
+              <w:t>0%: 0 de 13 PRs mesclados com review registrada; 10 de 13 mesclados por outro integrante.</w:t>
             </w:r>
           </w:p>
         </w:tc>
@@ -732,7 +752,9 @@
             <w:tcW w:type="dxa" w:w="1728"/>
           </w:tcPr>
           <w:p>
-            <w:r/>
+            <w:r>
+              <w:t>Não</w:t>
+            </w:r>
           </w:p>
         </w:tc>
       </w:tr>
@@ -776,7 +798,7 @@
           </w:tcPr>
           <w:p>
             <w:r>
-              <w:t>Main 29/29 execuções verdes; PR #13 também verde.</w:t>
+              <w:t>100%: 32 de 32 execuções do CI verdes na main.</w:t>
             </w:r>
           </w:p>
         </w:tc>
@@ -785,7 +807,9 @@
             <w:tcW w:type="dxa" w:w="1728"/>
           </w:tcPr>
           <w:p>
-            <w:r/>
+            <w:r>
+              <w:t>Sim</w:t>
+            </w:r>
           </w:p>
         </w:tc>
       </w:tr>
@@ -829,7 +853,7 @@
           </w:tcPr>
           <w:p>
             <w:r>
-              <w:t>18/28 pontos concluídos no Jira; 26/28 tecnicamente implementados; aceite final pendente.</w:t>
+              <w:t>27 de 28 pontos (diferença de 4%) em 28/10/2026; valor final no fechamento.</w:t>
             </w:r>
           </w:p>
         </w:tc>
@@ -838,7 +862,9 @@
             <w:tcW w:type="dxa" w:w="1728"/>
           </w:tcPr>
           <w:p>
-            <w:r/>
+            <w:r>
+              <w:t>Sim</w:t>
+            </w:r>
           </w:p>
         </w:tc>
       </w:tr>
@@ -882,7 +908,7 @@
           </w:tcPr>
           <w:p>
             <w:r>
-              <w:t>Ruff sem erros localmente e no CI; backend 87/87.</w:t>
+              <w:t>0 erros no ruff do CI.</w:t>
             </w:r>
           </w:p>
         </w:tc>
@@ -891,7 +917,9 @@
             <w:tcW w:type="dxa" w:w="1728"/>
           </w:tcPr>
           <w:p>
-            <w:r/>
+            <w:r>
+              <w:t>Sim</w:t>
+            </w:r>
           </w:p>
         </w:tc>
       </w:tr>
@@ -935,7 +963,7 @@
           </w:tcPr>
           <w:p>
             <w:r>
-              <w:t>README atualizado com PostgreSQL local isolado e bloqueio de banco remoto.</w:t>
+              <w:t>100%: descrição, como executar e como testar, com o PostgreSQL local isolado.</w:t>
             </w:r>
           </w:p>
         </w:tc>
@@ -944,7 +972,9 @@
             <w:tcW w:type="dxa" w:w="1728"/>
           </w:tcPr>
           <w:p>
-            <w:r/>
+            <w:r>
+              <w:t>Sim</w:t>
+            </w:r>
           </w:p>
         </w:tc>
       </w:tr>
@@ -1047,7 +1077,7 @@
           </w:tcPr>
           <w:p>
             <w:r>
-              <w:t>PENDENTE — execução formal por Wagner</w:t>
+              <w:t>30 (CI da main de 28/10/2026)</w:t>
             </w:r>
           </w:p>
         </w:tc>
@@ -1072,7 +1102,7 @@
           </w:tcPr>
           <w:p>
             <w:r>
-              <w:t>PENDENTE — execução formal por Wagner</w:t>
+              <w:t>30</w:t>
             </w:r>
           </w:p>
         </w:tc>
@@ -1097,7 +1127,7 @@
           </w:tcPr>
           <w:p>
             <w:r>
-              <w:t>PENDENTE — execução formal por Wagner</w:t>
+              <w:t>0</w:t>
             </w:r>
           </w:p>
         </w:tc>
@@ -1122,7 +1152,7 @@
           </w:tcPr>
           <w:p>
             <w:r>
-              <w:t>PENDENTE — calcular após execução formal</w:t>
+              <w:t>100%</w:t>
             </w:r>
           </w:p>
         </w:tc>
@@ -1286,7 +1316,7 @@
           </w:tcPr>
           <w:p>
             <w:r>
-              <w:t>0</w:t>
+              <w:t>1</w:t>
             </w:r>
           </w:p>
         </w:tc>
@@ -1296,7 +1326,7 @@
           </w:tcPr>
           <w:p>
             <w:r>
-              <w:t>1 (GK-106; PR #13 aberto)</w:t>
+              <w:t>0 (GK-106 corrigido pelo PR #13)</w:t>
             </w:r>
           </w:p>
         </w:tc>
@@ -1505,7 +1535,7 @@
           </w:tcPr>
           <w:p>
             <w:r>
-              <w:t>Pendente de comprovação formal</w:t>
+              <w:t>Sim, com exceção de processo</w:t>
             </w:r>
           </w:p>
         </w:tc>
@@ -1515,7 +1545,7 @@
           </w:tcPr>
           <w:p>
             <w:r>
-              <w:t>GK-80/QA, revisão independente e aceite do PO</w:t>
+              <w:t>PR sem review antes do merge (Q-11); QA na GK-80 e aceite do PO em 28/10</w:t>
             </w:r>
           </w:p>
         </w:tc>
@@ -1550,7 +1580,7 @@
           </w:tcPr>
           <w:p>
             <w:r>
-              <w:t>Pendente de comprovação formal</w:t>
+              <w:t>Sim, com exceção de processo</w:t>
             </w:r>
           </w:p>
         </w:tc>
@@ -1560,7 +1590,7 @@
           </w:tcPr>
           <w:p>
             <w:r>
-              <w:t>GK-83/QA, revisão independente e aceite do PO</w:t>
+              <w:t>PR sem review antes do merge (Q-11); QA na GK-83 e aceite do PO em 28/10</w:t>
             </w:r>
           </w:p>
         </w:tc>
@@ -1595,7 +1625,7 @@
           </w:tcPr>
           <w:p>
             <w:r>
-              <w:t>Pendente de comprovação formal</w:t>
+              <w:t>Sim, com exceção de processo</w:t>
             </w:r>
           </w:p>
         </w:tc>
@@ -1605,7 +1635,7 @@
           </w:tcPr>
           <w:p>
             <w:r>
-              <w:t>Conferir QA, aceite e conformidade histórica na Review</w:t>
+              <w:t>PR sem review antes do merge (Q-11); aceite do PO em 28/10</w:t>
             </w:r>
           </w:p>
         </w:tc>
@@ -1640,7 +1670,7 @@
           </w:tcPr>
           <w:p>
             <w:r>
-              <w:t>Pendente de comprovação formal</w:t>
+              <w:t>Sim, com exceção de processo</w:t>
             </w:r>
           </w:p>
         </w:tc>
@@ -1650,7 +1680,7 @@
           </w:tcPr>
           <w:p>
             <w:r>
-              <w:t>Conferir QA, aceite e conformidade histórica na Review</w:t>
+              <w:t>PR sem review antes do merge (Q-11); aceite do PO em 28/10</w:t>
             </w:r>
           </w:p>
         </w:tc>
@@ -1685,7 +1715,7 @@
           </w:tcPr>
           <w:p>
             <w:r>
-              <w:t>Pendente de comprovação formal</w:t>
+              <w:t>Sim, com exceção de processo</w:t>
             </w:r>
           </w:p>
         </w:tc>
@@ -1695,7 +1725,7 @@
           </w:tcPr>
           <w:p>
             <w:r>
-              <w:t>Conferir evidências finais e aceite na Review</w:t>
+              <w:t>PR sem review antes do merge (Q-11); aceite do PO em 28/10</w:t>
             </w:r>
           </w:p>
         </w:tc>
@@ -1730,7 +1760,7 @@
           </w:tcPr>
           <w:p>
             <w:r>
-              <w:t>Pendente de comprovação formal</w:t>
+              <w:t>Sim</w:t>
             </w:r>
           </w:p>
         </w:tc>
@@ -1740,7 +1770,7 @@
           </w:tcPr>
           <w:p>
             <w:r>
-              <w:t>Conferir evidências finais e aceite na Review</w:t>
+              <w:t>História de estudo; aceite do PO em 28/10</w:t>
             </w:r>
           </w:p>
         </w:tc>
@@ -1775,7 +1805,7 @@
           </w:tcPr>
           <w:p>
             <w:r>
-              <w:t>Pendente de comprovação formal</w:t>
+              <w:t>Sim, com ressalva</w:t>
             </w:r>
           </w:p>
         </w:tc>
@@ -1785,7 +1815,7 @@
           </w:tcPr>
           <w:p>
             <w:r>
-              <w:t>Concluir registros reais das cerimônias</w:t>
+              <w:t>Presença por integrante não registrada (GK-95)</w:t>
             </w:r>
           </w:p>
         </w:tc>
@@ -1820,7 +1850,7 @@
           </w:tcPr>
           <w:p>
             <w:r>
-              <w:t>Pendente de comprovação formal</w:t>
+              <w:t>Pendente</w:t>
             </w:r>
           </w:p>
         </w:tc>
@@ -1830,7 +1860,7 @@
           </w:tcPr>
           <w:p>
             <w:r>
-              <w:t>Consolidar resultados após Review/Retrospectiva</w:t>
+              <w:t>Fecha com a Review e a Retrospectiva de 29/10</w:t>
             </w:r>
           </w:p>
         </w:tc>
@@ -1865,7 +1895,7 @@
           </w:tcPr>
           <w:p>
             <w:r>
-              <w:t>Pendente de comprovação formal</w:t>
+              <w:t>Sim, com exceção de processo</w:t>
             </w:r>
           </w:p>
         </w:tc>
@@ -1875,7 +1905,7 @@
           </w:tcPr>
           <w:p>
             <w:r>
-              <w:t>Conferir evidências finais e aceite na Review</w:t>
+              <w:t>PR sem review antes do merge (Q-11); aceite do PO em 28/10</w:t>
             </w:r>
           </w:p>
         </w:tc>
@@ -1892,7 +1922,7 @@
     </w:p>
     <w:p>
       <w:r>
-        <w:t>Regressão técnica em 27/10/2026: 87/87 testes backend, 27/27 cenários Cypress, 9/9 integrações com PostgreSQL local isolado, build aprovado e CI verde. A execução e a validação formal do QA permanecem pendentes.</w:t>
+        <w:t>Regressão completa no CI da main em 28/10/2026 (ca0235f, run 40687889647), depois do último merge: ruff sem erros, smoke 3/3, pytest 87/87, Cypress E2E 27/27 e integração tela, API e PostgreSQL 9/9. A correção do GK-106 tem regressão própria (9/9).</w:t>
       </w:r>
     </w:p>
     <w:p>
@@ -1905,7 +1935,7 @@
     </w:p>
     <w:p>
       <w:r>
-        <w:t>______________________________</w:t>
+        <w:t>Propostas para a Retrospectiva: (1) proteger a main exigindo 1 aprovação antes do merge (Q-11); (2) QA anexar no card o resultado por cenário, com commit e ambiente (ressalva das GK-80 e GK-83); (3) manter os testes só no PostgreSQL local isolado (GK-106); (4) incluir o teste de concorrência da reserva de chave na Sprint 2 (Q-03).</w:t>
       </w:r>
     </w:p>
     <w:sectPr>
